--- a/Practicals formatted/Practical 5.docx
+++ b/Practicals formatted/Practical 5.docx
@@ -150,6 +150,22 @@
         </w:rPr>
         <w:t>Registration Form with Frontend Validation and User-Friendly Error Handling</w:t>
       </w:r>
+      <w:r>
+        <w:rPr>
+          <w:rFonts w:cs="Times New Roman"/>
+          <w:b/>
+          <w:szCs w:val="24"/>
+        </w:rPr>
+        <w:tab/>
+      </w:r>
+      <w:r>
+        <w:rPr>
+          <w:rFonts w:cs="Times New Roman"/>
+          <w:b/>
+          <w:szCs w:val="24"/>
+        </w:rPr>
+        <w:tab/>
+      </w:r>
     </w:p>
     <w:p>
       <w:pPr>
@@ -165,23 +181,25 @@
           <w:color w:val="000000" w:themeColor="text1"/>
           <w:szCs w:val="24"/>
         </w:rPr>
-        <w:t xml:space="preserve">Problem Definition </w:t>
-      </w:r>
+        <w:t xml:space="preserve">Problem </w:t>
+      </w:r>
+      <w:proofErr w:type="gramStart"/>
       <w:r>
         <w:rPr>
           <w:rFonts w:eastAsiaTheme="majorEastAsia" w:cs="Times New Roman"/>
           <w:color w:val="000000" w:themeColor="text1"/>
           <w:szCs w:val="24"/>
         </w:rPr>
-        <w:t xml:space="preserve">: </w:t>
-      </w:r>
+        <w:t>Definition :</w:t>
+      </w:r>
+      <w:proofErr w:type="gramEnd"/>
       <w:r>
         <w:rPr>
           <w:rFonts w:eastAsiaTheme="majorEastAsia" w:cs="Times New Roman"/>
           <w:color w:val="000000" w:themeColor="text1"/>
           <w:szCs w:val="24"/>
         </w:rPr>
-        <w:t>Create a student registration form with HTML5 input types and JavaScript validation for name, email, mobile number, password, confirm password, course, year, gender, and terms acceptance. Use Regular Expression for validations.</w:t>
+        <w:t xml:space="preserve"> Create a student registration form with HTML5 input types and JavaScript validation for name, email, mobile number, password, confirm password, course, year, gender, and terms acceptance. Use Regular Expression for validations.</w:t>
       </w:r>
     </w:p>
     <w:p>
@@ -420,7 +438,15 @@
         <w:t>&lt;span id="...Error"&gt;&lt;/span&gt;</w:t>
       </w:r>
       <w:r>
-        <w:t xml:space="preserve"> placed right after it in the HTML, and your JS writes the specific error message into that exact span. So if the mobile number is wrong, the error shows up right under the mobile field, not in some generic message box at the top. This is good UX because the user doesn't have to hunt for what went wrong.</w:t>
+        <w:t xml:space="preserve"> placed right after it in the HTML, and your JS writes the specific error message into that exact span. </w:t>
+      </w:r>
+      <w:proofErr w:type="gramStart"/>
+      <w:r>
+        <w:t>So</w:t>
+      </w:r>
+      <w:proofErr w:type="gramEnd"/>
+      <w:r>
+        <w:t xml:space="preserve"> if the mobile number is wrong, the error shows up right under the mobile field, not in some generic message box at the top. This is good UX because the user doesn't have to hunt for what went wrong.</w:t>
       </w:r>
     </w:p>
     <w:p>
@@ -673,6 +699,7 @@
         <w:t xml:space="preserve">Used: </w:t>
       </w:r>
       <w:proofErr w:type="spellStart"/>
+      <w:proofErr w:type="gramStart"/>
       <w:r>
         <w:rPr>
           <w:rStyle w:val="HTMLCode"/>
@@ -683,6 +710,7 @@
         <w:t>document.getElementById</w:t>
       </w:r>
       <w:proofErr w:type="spellEnd"/>
+      <w:proofErr w:type="gramEnd"/>
       <w:r>
         <w:rPr>
           <w:rStyle w:val="HTMLCode"/>
@@ -722,12 +750,9 @@
           <w:sz w:val="24"/>
           <w:szCs w:val="24"/>
         </w:rPr>
-        <w:t>/^[A-Za-z ]{3,}$/</w:t>
-      </w:r>
-      <w:r>
-        <w:br/>
-        <w:t xml:space="preserve">Implementation: Tested with </w:t>
-      </w:r>
+        <w:t>/</w:t>
+      </w:r>
+      <w:proofErr w:type="gramStart"/>
       <w:r>
         <w:rPr>
           <w:rStyle w:val="HTMLCode"/>
@@ -735,7 +760,90 @@
           <w:sz w:val="24"/>
           <w:szCs w:val="24"/>
         </w:rPr>
-        <w:t>.test()</w:t>
+        <w:t>^[</w:t>
+      </w:r>
+      <w:proofErr w:type="gramEnd"/>
+      <w:r>
+        <w:rPr>
+          <w:rStyle w:val="HTMLCode"/>
+          <w:rFonts w:ascii="Times New Roman" w:hAnsi="Times New Roman" w:cs="Times New Roman"/>
+          <w:sz w:val="24"/>
+          <w:szCs w:val="24"/>
+        </w:rPr>
+        <w:t>A-Za-</w:t>
+      </w:r>
+      <w:proofErr w:type="gramStart"/>
+      <w:r>
+        <w:rPr>
+          <w:rStyle w:val="HTMLCode"/>
+          <w:rFonts w:ascii="Times New Roman" w:hAnsi="Times New Roman" w:cs="Times New Roman"/>
+          <w:sz w:val="24"/>
+          <w:szCs w:val="24"/>
+        </w:rPr>
+        <w:t>z ]</w:t>
+      </w:r>
+      <w:proofErr w:type="gramEnd"/>
+      <w:r>
+        <w:rPr>
+          <w:rStyle w:val="HTMLCode"/>
+          <w:rFonts w:ascii="Times New Roman" w:hAnsi="Times New Roman" w:cs="Times New Roman"/>
+          <w:sz w:val="24"/>
+          <w:szCs w:val="24"/>
+        </w:rPr>
+        <w:t>{3</w:t>
+      </w:r>
+      <w:proofErr w:type="gramStart"/>
+      <w:r>
+        <w:rPr>
+          <w:rStyle w:val="HTMLCode"/>
+          <w:rFonts w:ascii="Times New Roman" w:hAnsi="Times New Roman" w:cs="Times New Roman"/>
+          <w:sz w:val="24"/>
+          <w:szCs w:val="24"/>
+        </w:rPr>
+        <w:t>,}$</w:t>
+      </w:r>
+      <w:proofErr w:type="gramEnd"/>
+      <w:r>
+        <w:rPr>
+          <w:rStyle w:val="HTMLCode"/>
+          <w:rFonts w:ascii="Times New Roman" w:hAnsi="Times New Roman" w:cs="Times New Roman"/>
+          <w:sz w:val="24"/>
+          <w:szCs w:val="24"/>
+        </w:rPr>
+        <w:t>/</w:t>
+      </w:r>
+      <w:r>
+        <w:br/>
+        <w:t xml:space="preserve">Implementation: Tested with </w:t>
+      </w:r>
+      <w:r>
+        <w:rPr>
+          <w:rStyle w:val="HTMLCode"/>
+          <w:rFonts w:ascii="Times New Roman" w:hAnsi="Times New Roman" w:cs="Times New Roman"/>
+          <w:sz w:val="24"/>
+          <w:szCs w:val="24"/>
+        </w:rPr>
+        <w:t>.</w:t>
+      </w:r>
+      <w:proofErr w:type="gramStart"/>
+      <w:r>
+        <w:rPr>
+          <w:rStyle w:val="HTMLCode"/>
+          <w:rFonts w:ascii="Times New Roman" w:hAnsi="Times New Roman" w:cs="Times New Roman"/>
+          <w:sz w:val="24"/>
+          <w:szCs w:val="24"/>
+        </w:rPr>
+        <w:t>test(</w:t>
+      </w:r>
+      <w:proofErr w:type="gramEnd"/>
+      <w:r>
+        <w:rPr>
+          <w:rStyle w:val="HTMLCode"/>
+          <w:rFonts w:ascii="Times New Roman" w:hAnsi="Times New Roman" w:cs="Times New Roman"/>
+          <w:sz w:val="24"/>
+          <w:szCs w:val="24"/>
+        </w:rPr>
+        <w:t>)</w:t>
       </w:r>
       <w:r>
         <w:t xml:space="preserve"> — only letters and spaces allowed, minimum 3 characters</w:t>
@@ -774,7 +882,67 @@
           <w:sz w:val="24"/>
           <w:szCs w:val="24"/>
         </w:rPr>
-        <w:t>/^D?\d{2}DCE\d{3}$/</w:t>
+        <w:t>/^</w:t>
+      </w:r>
+      <w:proofErr w:type="gramStart"/>
+      <w:r>
+        <w:rPr>
+          <w:rStyle w:val="HTMLCode"/>
+          <w:rFonts w:ascii="Times New Roman" w:hAnsi="Times New Roman" w:cs="Times New Roman"/>
+          <w:sz w:val="24"/>
+          <w:szCs w:val="24"/>
+        </w:rPr>
+        <w:t>D?\</w:t>
+      </w:r>
+      <w:proofErr w:type="gramEnd"/>
+      <w:r>
+        <w:rPr>
+          <w:rStyle w:val="HTMLCode"/>
+          <w:rFonts w:ascii="Times New Roman" w:hAnsi="Times New Roman" w:cs="Times New Roman"/>
+          <w:sz w:val="24"/>
+          <w:szCs w:val="24"/>
+        </w:rPr>
+        <w:t>d{</w:t>
+      </w:r>
+      <w:proofErr w:type="gramStart"/>
+      <w:r>
+        <w:rPr>
+          <w:rStyle w:val="HTMLCode"/>
+          <w:rFonts w:ascii="Times New Roman" w:hAnsi="Times New Roman" w:cs="Times New Roman"/>
+          <w:sz w:val="24"/>
+          <w:szCs w:val="24"/>
+        </w:rPr>
+        <w:t>2}DCE</w:t>
+      </w:r>
+      <w:proofErr w:type="gramEnd"/>
+      <w:r>
+        <w:rPr>
+          <w:rStyle w:val="HTMLCode"/>
+          <w:rFonts w:ascii="Times New Roman" w:hAnsi="Times New Roman" w:cs="Times New Roman"/>
+          <w:sz w:val="24"/>
+          <w:szCs w:val="24"/>
+        </w:rPr>
+        <w:t>\</w:t>
+      </w:r>
+      <w:proofErr w:type="gramStart"/>
+      <w:r>
+        <w:rPr>
+          <w:rStyle w:val="HTMLCode"/>
+          <w:rFonts w:ascii="Times New Roman" w:hAnsi="Times New Roman" w:cs="Times New Roman"/>
+          <w:sz w:val="24"/>
+          <w:szCs w:val="24"/>
+        </w:rPr>
+        <w:t>d{3}$</w:t>
+      </w:r>
+      <w:proofErr w:type="gramEnd"/>
+      <w:r>
+        <w:rPr>
+          <w:rStyle w:val="HTMLCode"/>
+          <w:rFonts w:ascii="Times New Roman" w:hAnsi="Times New Roman" w:cs="Times New Roman"/>
+          <w:sz w:val="24"/>
+          <w:szCs w:val="24"/>
+        </w:rPr>
+        <w:t>/</w:t>
       </w:r>
       <w:r>
         <w:br/>
@@ -830,7 +998,27 @@
           <w:sz w:val="24"/>
           <w:szCs w:val="24"/>
         </w:rPr>
-        <w:t>/^[a-zA-Z0-9]+@</w:t>
+        <w:t>/^[a-zA-Z0-</w:t>
+      </w:r>
+      <w:proofErr w:type="gramStart"/>
+      <w:r>
+        <w:rPr>
+          <w:rStyle w:val="HTMLCode"/>
+          <w:rFonts w:ascii="Times New Roman" w:hAnsi="Times New Roman" w:cs="Times New Roman"/>
+          <w:sz w:val="24"/>
+          <w:szCs w:val="24"/>
+        </w:rPr>
+        <w:t>9]+</w:t>
+      </w:r>
+      <w:proofErr w:type="gramEnd"/>
+      <w:r>
+        <w:rPr>
+          <w:rStyle w:val="HTMLCode"/>
+          <w:rFonts w:ascii="Times New Roman" w:hAnsi="Times New Roman" w:cs="Times New Roman"/>
+          <w:sz w:val="24"/>
+          <w:szCs w:val="24"/>
+        </w:rPr>
+        <w:t>@</w:t>
       </w:r>
       <w:proofErr w:type="spellStart"/>
       <w:r>
@@ -911,7 +1099,27 @@
           <w:sz w:val="24"/>
           <w:szCs w:val="24"/>
         </w:rPr>
-        <w:t>/^[6-9]\d{9}$/</w:t>
+        <w:t>/^[6-</w:t>
+      </w:r>
+      <w:proofErr w:type="gramStart"/>
+      <w:r>
+        <w:rPr>
+          <w:rStyle w:val="HTMLCode"/>
+          <w:rFonts w:ascii="Times New Roman" w:hAnsi="Times New Roman" w:cs="Times New Roman"/>
+          <w:sz w:val="24"/>
+          <w:szCs w:val="24"/>
+        </w:rPr>
+        <w:t>9]\d{9}$</w:t>
+      </w:r>
+      <w:proofErr w:type="gramEnd"/>
+      <w:r>
+        <w:rPr>
+          <w:rStyle w:val="HTMLCode"/>
+          <w:rFonts w:ascii="Times New Roman" w:hAnsi="Times New Roman" w:cs="Times New Roman"/>
+          <w:sz w:val="24"/>
+          <w:szCs w:val="24"/>
+        </w:rPr>
+        <w:t>/</w:t>
       </w:r>
       <w:r>
         <w:br/>
@@ -944,7 +1152,207 @@
           <w:sz w:val="24"/>
           <w:szCs w:val="24"/>
         </w:rPr>
-        <w:t>/^(?=.*[a-z])(?=.*[A-Z])(?=.*[0-9])(?=.*[@$!%*?&amp;]).{8,}$/</w:t>
+        <w:t>/^</w:t>
+      </w:r>
+      <w:proofErr w:type="gramStart"/>
+      <w:r>
+        <w:rPr>
+          <w:rStyle w:val="HTMLCode"/>
+          <w:rFonts w:ascii="Times New Roman" w:hAnsi="Times New Roman" w:cs="Times New Roman"/>
+          <w:sz w:val="24"/>
+          <w:szCs w:val="24"/>
+        </w:rPr>
+        <w:t>(?=</w:t>
+      </w:r>
+      <w:proofErr w:type="gramEnd"/>
+      <w:r>
+        <w:rPr>
+          <w:rStyle w:val="HTMLCode"/>
+          <w:rFonts w:ascii="Times New Roman" w:hAnsi="Times New Roman" w:cs="Times New Roman"/>
+          <w:sz w:val="24"/>
+          <w:szCs w:val="24"/>
+        </w:rPr>
+        <w:t>.*[a-z</w:t>
+      </w:r>
+      <w:proofErr w:type="gramStart"/>
+      <w:r>
+        <w:rPr>
+          <w:rStyle w:val="HTMLCode"/>
+          <w:rFonts w:ascii="Times New Roman" w:hAnsi="Times New Roman" w:cs="Times New Roman"/>
+          <w:sz w:val="24"/>
+          <w:szCs w:val="24"/>
+        </w:rPr>
+        <w:t>])(</w:t>
+      </w:r>
+      <w:proofErr w:type="gramEnd"/>
+      <w:r>
+        <w:rPr>
+          <w:rStyle w:val="HTMLCode"/>
+          <w:rFonts w:ascii="Times New Roman" w:hAnsi="Times New Roman" w:cs="Times New Roman"/>
+          <w:sz w:val="24"/>
+          <w:szCs w:val="24"/>
+        </w:rPr>
+        <w:t>?</w:t>
+      </w:r>
+      <w:proofErr w:type="gramStart"/>
+      <w:r>
+        <w:rPr>
+          <w:rStyle w:val="HTMLCode"/>
+          <w:rFonts w:ascii="Times New Roman" w:hAnsi="Times New Roman" w:cs="Times New Roman"/>
+          <w:sz w:val="24"/>
+          <w:szCs w:val="24"/>
+        </w:rPr>
+        <w:t>=.*</w:t>
+      </w:r>
+      <w:proofErr w:type="gramEnd"/>
+      <w:r>
+        <w:rPr>
+          <w:rStyle w:val="HTMLCode"/>
+          <w:rFonts w:ascii="Times New Roman" w:hAnsi="Times New Roman" w:cs="Times New Roman"/>
+          <w:sz w:val="24"/>
+          <w:szCs w:val="24"/>
+        </w:rPr>
+        <w:t>[A-Z</w:t>
+      </w:r>
+      <w:proofErr w:type="gramStart"/>
+      <w:r>
+        <w:rPr>
+          <w:rStyle w:val="HTMLCode"/>
+          <w:rFonts w:ascii="Times New Roman" w:hAnsi="Times New Roman" w:cs="Times New Roman"/>
+          <w:sz w:val="24"/>
+          <w:szCs w:val="24"/>
+        </w:rPr>
+        <w:t>])(</w:t>
+      </w:r>
+      <w:proofErr w:type="gramEnd"/>
+      <w:r>
+        <w:rPr>
+          <w:rStyle w:val="HTMLCode"/>
+          <w:rFonts w:ascii="Times New Roman" w:hAnsi="Times New Roman" w:cs="Times New Roman"/>
+          <w:sz w:val="24"/>
+          <w:szCs w:val="24"/>
+        </w:rPr>
+        <w:t>?</w:t>
+      </w:r>
+      <w:proofErr w:type="gramStart"/>
+      <w:r>
+        <w:rPr>
+          <w:rStyle w:val="HTMLCode"/>
+          <w:rFonts w:ascii="Times New Roman" w:hAnsi="Times New Roman" w:cs="Times New Roman"/>
+          <w:sz w:val="24"/>
+          <w:szCs w:val="24"/>
+        </w:rPr>
+        <w:t>=.*</w:t>
+      </w:r>
+      <w:proofErr w:type="gramEnd"/>
+      <w:r>
+        <w:rPr>
+          <w:rStyle w:val="HTMLCode"/>
+          <w:rFonts w:ascii="Times New Roman" w:hAnsi="Times New Roman" w:cs="Times New Roman"/>
+          <w:sz w:val="24"/>
+          <w:szCs w:val="24"/>
+        </w:rPr>
+        <w:t>[0-9</w:t>
+      </w:r>
+      <w:proofErr w:type="gramStart"/>
+      <w:r>
+        <w:rPr>
+          <w:rStyle w:val="HTMLCode"/>
+          <w:rFonts w:ascii="Times New Roman" w:hAnsi="Times New Roman" w:cs="Times New Roman"/>
+          <w:sz w:val="24"/>
+          <w:szCs w:val="24"/>
+        </w:rPr>
+        <w:t>])(</w:t>
+      </w:r>
+      <w:proofErr w:type="gramEnd"/>
+      <w:r>
+        <w:rPr>
+          <w:rStyle w:val="HTMLCode"/>
+          <w:rFonts w:ascii="Times New Roman" w:hAnsi="Times New Roman" w:cs="Times New Roman"/>
+          <w:sz w:val="24"/>
+          <w:szCs w:val="24"/>
+        </w:rPr>
+        <w:t>?</w:t>
+      </w:r>
+      <w:proofErr w:type="gramStart"/>
+      <w:r>
+        <w:rPr>
+          <w:rStyle w:val="HTMLCode"/>
+          <w:rFonts w:ascii="Times New Roman" w:hAnsi="Times New Roman" w:cs="Times New Roman"/>
+          <w:sz w:val="24"/>
+          <w:szCs w:val="24"/>
+        </w:rPr>
+        <w:t>=.*</w:t>
+      </w:r>
+      <w:proofErr w:type="gramEnd"/>
+      <w:r>
+        <w:rPr>
+          <w:rStyle w:val="HTMLCode"/>
+          <w:rFonts w:ascii="Times New Roman" w:hAnsi="Times New Roman" w:cs="Times New Roman"/>
+          <w:sz w:val="24"/>
+          <w:szCs w:val="24"/>
+        </w:rPr>
+        <w:t>[@</w:t>
+      </w:r>
+      <w:proofErr w:type="gramStart"/>
+      <w:r>
+        <w:rPr>
+          <w:rStyle w:val="HTMLCode"/>
+          <w:rFonts w:ascii="Times New Roman" w:hAnsi="Times New Roman" w:cs="Times New Roman"/>
+          <w:sz w:val="24"/>
+          <w:szCs w:val="24"/>
+        </w:rPr>
+        <w:t>$!%*?&amp;</w:t>
+      </w:r>
+      <w:proofErr w:type="gramEnd"/>
+      <w:r>
+        <w:rPr>
+          <w:rStyle w:val="HTMLCode"/>
+          <w:rFonts w:ascii="Times New Roman" w:hAnsi="Times New Roman" w:cs="Times New Roman"/>
+          <w:sz w:val="24"/>
+          <w:szCs w:val="24"/>
+        </w:rPr>
+        <w:t>]</w:t>
+      </w:r>
+      <w:proofErr w:type="gramStart"/>
+      <w:r>
+        <w:rPr>
+          <w:rStyle w:val="HTMLCode"/>
+          <w:rFonts w:ascii="Times New Roman" w:hAnsi="Times New Roman" w:cs="Times New Roman"/>
+          <w:sz w:val="24"/>
+          <w:szCs w:val="24"/>
+        </w:rPr>
+        <w:t>).{</w:t>
+      </w:r>
+      <w:proofErr w:type="gramEnd"/>
+      <w:r>
+        <w:rPr>
+          <w:rStyle w:val="HTMLCode"/>
+          <w:rFonts w:ascii="Times New Roman" w:hAnsi="Times New Roman" w:cs="Times New Roman"/>
+          <w:sz w:val="24"/>
+          <w:szCs w:val="24"/>
+        </w:rPr>
+        <w:t>8</w:t>
+      </w:r>
+      <w:proofErr w:type="gramStart"/>
+      <w:r>
+        <w:rPr>
+          <w:rStyle w:val="HTMLCode"/>
+          <w:rFonts w:ascii="Times New Roman" w:hAnsi="Times New Roman" w:cs="Times New Roman"/>
+          <w:sz w:val="24"/>
+          <w:szCs w:val="24"/>
+        </w:rPr>
+        <w:t>,}$</w:t>
+      </w:r>
+      <w:proofErr w:type="gramEnd"/>
+      <w:r>
+        <w:rPr>
+          <w:rStyle w:val="HTMLCode"/>
+          <w:rFonts w:ascii="Times New Roman" w:hAnsi="Times New Roman" w:cs="Times New Roman"/>
+          <w:sz w:val="24"/>
+          <w:szCs w:val="24"/>
+        </w:rPr>
+        <w:t>/</w:t>
       </w:r>
       <w:r>
         <w:br/>
@@ -1015,6 +1423,7 @@
           <w:rFonts w:cs="Times New Roman"/>
           <w:b/>
           <w:bCs/>
+          <w:noProof/>
           <w:szCs w:val="24"/>
         </w:rPr>
         <w:drawing>
@@ -1089,6 +1498,7 @@
           <w:rFonts w:cs="Times New Roman"/>
           <w:b/>
           <w:bCs/>
+          <w:noProof/>
           <w:szCs w:val="24"/>
         </w:rPr>
         <w:drawing>
@@ -1163,6 +1573,7 @@
           <w:rFonts w:cs="Times New Roman"/>
           <w:b/>
           <w:bCs/>
+          <w:noProof/>
           <w:szCs w:val="24"/>
         </w:rPr>
         <w:drawing>
@@ -1237,6 +1648,7 @@
           <w:rFonts w:cs="Times New Roman"/>
           <w:b/>
           <w:bCs/>
+          <w:noProof/>
           <w:szCs w:val="24"/>
         </w:rPr>
         <w:drawing>
@@ -1293,33 +1705,25 @@
           <w:bCs/>
           <w:szCs w:val="24"/>
         </w:rPr>
-        <w:t>Invalid</w:t>
-      </w:r>
-      <w:r>
+        <w:t>Invalid Password:</w:t>
+      </w:r>
+    </w:p>
+    <w:p>
+      <w:pPr>
+        <w:jc w:val="center"/>
         <w:rPr>
           <w:rFonts w:cs="Times New Roman"/>
           <w:b/>
           <w:bCs/>
           <w:szCs w:val="24"/>
         </w:rPr>
-        <w:t xml:space="preserve"> Password:</w:t>
-      </w:r>
-    </w:p>
-    <w:p>
-      <w:pPr>
-        <w:jc w:val="center"/>
+      </w:pPr>
+      <w:r>
         <w:rPr>
           <w:rFonts w:cs="Times New Roman"/>
           <w:b/>
           <w:bCs/>
-          <w:szCs w:val="24"/>
-        </w:rPr>
-      </w:pPr>
-      <w:r>
-        <w:rPr>
-          <w:rFonts w:cs="Times New Roman"/>
-          <w:b/>
-          <w:bCs/>
+          <w:noProof/>
           <w:szCs w:val="24"/>
         </w:rPr>
         <w:lastRenderedPageBreak/>
@@ -1406,6 +1810,7 @@
           <w:rFonts w:cs="Times New Roman"/>
           <w:b/>
           <w:bCs/>
+          <w:noProof/>
           <w:szCs w:val="24"/>
         </w:rPr>
         <w:drawing>
@@ -1480,6 +1885,7 @@
           <w:rFonts w:cs="Times New Roman"/>
           <w:b/>
           <w:bCs/>
+          <w:noProof/>
           <w:szCs w:val="24"/>
         </w:rPr>
         <w:drawing>
@@ -1550,9 +1956,26 @@
           <w:rFonts w:cs="Times New Roman"/>
           <w:szCs w:val="24"/>
         </w:rPr>
-        <w:t xml:space="preserve">In this practical the main focus is on making a student registration form. And front end validating and user friendly error handling using JAVASCRIPT. The most important part of </w:t>
+        <w:t xml:space="preserve">In this practical the main focus is on making a student registration form. And front end validating and </w:t>
+      </w:r>
+      <w:proofErr w:type="gramStart"/>
+      <w:r>
+        <w:rPr>
+          <w:rFonts w:cs="Times New Roman"/>
+          <w:szCs w:val="24"/>
+        </w:rPr>
+        <w:t>user friendly</w:t>
+      </w:r>
+      <w:proofErr w:type="gramEnd"/>
+      <w:r>
+        <w:rPr>
+          <w:rFonts w:cs="Times New Roman"/>
+          <w:szCs w:val="24"/>
+        </w:rPr>
+        <w:t xml:space="preserve"> error handling using JAVASCRIPT. The most important part of </w:t>
       </w:r>
       <w:proofErr w:type="spellStart"/>
+      <w:proofErr w:type="gramStart"/>
       <w:r>
         <w:rPr>
           <w:rFonts w:cs="Times New Roman"/>
@@ -1566,7 +1989,15 @@
           <w:rFonts w:cs="Times New Roman"/>
           <w:szCs w:val="24"/>
         </w:rPr>
-        <w:t xml:space="preserve"> , REGEX is used to define the format of input fields to validate the user data.</w:t>
+        <w:t xml:space="preserve"> ,</w:t>
+      </w:r>
+      <w:proofErr w:type="gramEnd"/>
+      <w:r>
+        <w:rPr>
+          <w:rFonts w:cs="Times New Roman"/>
+          <w:szCs w:val="24"/>
+        </w:rPr>
+        <w:t xml:space="preserve"> REGEX is used to define the format of input fields to validate the user data.</w:t>
       </w:r>
     </w:p>
     <w:p>
@@ -3565,6 +3996,7 @@
   <w:style w:type="character" w:default="1" w:styleId="DefaultParagraphFont">
     <w:name w:val="Default Paragraph Font"/>
     <w:uiPriority w:val="1"/>
+    <w:semiHidden/>
     <w:unhideWhenUsed/>
   </w:style>
   <w:style w:type="table" w:default="1" w:styleId="TableNormal">
